--- a/job-application/Raya Holding/Moamen_Basyoni_CV_Raya_Holding.docx
+++ b/job-application/Raya Holding/Moamen_Basyoni_CV_Raya_Holding.docx
@@ -58,7 +58,7 @@
         <w:pStyle w:val="FirstParagraph"/>
       </w:pPr>
       <w:r>
-        <w:t xml:space="preserve">.NET software engineer with around three years designing and building backend applications on ASP.NET Core and modern .NET (8/9/10), applying SOLID principles, design patterns, and Clean Architecture across a large enterprise codebase — with measurable engineering impact: a runtime business-rule engine that improved rule-execution performance by 45%, an API gateway that cut deployment downtime from two hours to fifteen minutes, and an OpenID Connect / OAuth2 identity server. Strong in C#, RESTful API design, Entity Framework Core over SQL Server, and microservices, with Docker and CI/CD in Azure DevOps. Comfortable across the stack with JavaScript and TypeScript, and working proficiency in Angular. Works in Agile / Scrum teams and uses AI-assisted development in daily delivery.</w:t>
+        <w:t xml:space="preserve">.NET software engineer with around three years designing and building backend applications on ASP.NET Core and modern .NET (8/9/10), applying SOLID principles, design patterns, and Clean Architecture across a large enterprise codebase — with measurable engineering impact: a runtime business-rule engine that improved rule-execution performance by 60%, an API gateway that cut deployment downtime from two hours to fifteen minutes, and an OpenID Connect / OAuth2 identity server. Strong in C#, RESTful API design, Entity Framework Core over SQL Server, and microservices, with Docker and CI/CD in Azure DevOps. Comfortable across the stack with JavaScript and TypeScript, and working proficiency in Angular. Works in Agile / Scrum teams and uses AI-assisted development in daily delivery.</w:t>
       </w:r>
     </w:p>
     <w:p>
@@ -144,7 +144,7 @@
         </w:numPr>
       </w:pPr>
       <w:r>
-        <w:t xml:space="preserve">Built a runtime Business Rule Engine for injected business logic, improving rule-execution performance by 45% (measured with BenchmarkDotNet).</w:t>
+        <w:t xml:space="preserve">Built a runtime Business Rule Engine for injected business logic, improving rule-execution performance by 60% (measured with BenchmarkDotNet).</w:t>
       </w:r>
     </w:p>
     <w:p>
